--- a/Teknik-Tenaga-Listrik/Modul-Word/Modul-5-Daya-pada-Jaringan-Listrik-AC.docx
+++ b/Teknik-Tenaga-Listrik/Modul-Word/Modul-5-Daya-pada-Jaringan-Listrik-AC.docx
@@ -2859,7 +2859,7 @@
       <w:r>
         <w:drawing>
           <wp:inline xmlns:a="http://schemas.openxmlformats.org/drawingml/2006/main" xmlns:pic="http://schemas.openxmlformats.org/drawingml/2006/picture">
-            <wp:extent cx="5400000" cy="2013959"/>
+            <wp:extent cx="5400000" cy="2111123"/>
             <wp:docPr id="1858245148" name="Picture 1858245148"/>
             <wp:cNvGraphicFramePr>
               <a:graphicFrameLocks noChangeAspect="1"/>
@@ -2880,7 +2880,7 @@
                   <pic:spPr>
                     <a:xfrm>
                       <a:off x="0" y="0"/>
-                      <a:ext cx="5400000" cy="2013959"/>
+                      <a:ext cx="5400000" cy="2111123"/>
                     </a:xfrm>
                     <a:prstGeom prst="rect"/>
                   </pic:spPr>
@@ -4372,7 +4372,7 @@
       <w:r>
         <w:drawing>
           <wp:inline xmlns:a="http://schemas.openxmlformats.org/drawingml/2006/main" xmlns:pic="http://schemas.openxmlformats.org/drawingml/2006/picture">
-            <wp:extent cx="5400000" cy="1801963"/>
+            <wp:extent cx="5400000" cy="1881461"/>
             <wp:docPr id="1858245149" name="Picture 1858245149"/>
             <wp:cNvGraphicFramePr>
               <a:graphicFrameLocks noChangeAspect="1"/>
@@ -4393,7 +4393,7 @@
                   <pic:spPr>
                     <a:xfrm>
                       <a:off x="0" y="0"/>
-                      <a:ext cx="5400000" cy="1801963"/>
+                      <a:ext cx="5400000" cy="1881461"/>
                     </a:xfrm>
                     <a:prstGeom prst="rect"/>
                   </pic:spPr>
@@ -6479,7 +6479,7 @@
       <w:r>
         <w:drawing>
           <wp:inline xmlns:a="http://schemas.openxmlformats.org/drawingml/2006/main" xmlns:pic="http://schemas.openxmlformats.org/drawingml/2006/picture">
-            <wp:extent cx="5400000" cy="1931516"/>
+            <wp:extent cx="5400000" cy="2046347"/>
             <wp:docPr id="1858245150" name="Picture 1858245150"/>
             <wp:cNvGraphicFramePr>
               <a:graphicFrameLocks noChangeAspect="1"/>
@@ -6500,7 +6500,7 @@
                   <pic:spPr>
                     <a:xfrm>
                       <a:off x="0" y="0"/>
-                      <a:ext cx="5400000" cy="1931516"/>
+                      <a:ext cx="5400000" cy="2046347"/>
                     </a:xfrm>
                     <a:prstGeom prst="rect"/>
                   </pic:spPr>
@@ -11309,7 +11309,7 @@
       <w:r>
         <w:drawing>
           <wp:inline xmlns:a="http://schemas.openxmlformats.org/drawingml/2006/main" xmlns:pic="http://schemas.openxmlformats.org/drawingml/2006/picture">
-            <wp:extent cx="5400000" cy="1963904"/>
+            <wp:extent cx="5400000" cy="1981570"/>
             <wp:docPr id="1858245153" name="Picture 1858245153"/>
             <wp:cNvGraphicFramePr>
               <a:graphicFrameLocks noChangeAspect="1"/>
@@ -11330,7 +11330,7 @@
                   <pic:spPr>
                     <a:xfrm>
                       <a:off x="0" y="0"/>
-                      <a:ext cx="5400000" cy="1963904"/>
+                      <a:ext cx="5400000" cy="1981570"/>
                     </a:xfrm>
                     <a:prstGeom prst="rect"/>
                   </pic:spPr>

--- a/Teknik-Tenaga-Listrik/Modul-Word/Modul-5-Daya-pada-Jaringan-Listrik-AC.docx
+++ b/Teknik-Tenaga-Listrik/Modul-Word/Modul-5-Daya-pada-Jaringan-Listrik-AC.docx
@@ -2832,7 +2832,9 @@
           <w:color w:val="1F3864"/>
           <w:sz w:val="28"/>
         </w:rPr>
-        <w:t>SINUSOID, NILAI RMS, DAN FASOR</w:t>
+        <w:t>SINUSOID, NILAI RMS,</w:t>
+        <w:br/>
+        <w:t>DAN FASOR</w:t>
       </w:r>
     </w:p>
     <w:p>
@@ -4345,7 +4347,9 @@
           <w:color w:val="1F3864"/>
           <w:sz w:val="28"/>
         </w:rPr>
-        <w:t>IMPEDANSI: R, L, DAN C PADA AC</w:t>
+        <w:t>IMPEDANSI:</w:t>
+        <w:br/>
+        <w:t>R, L, DAN C PADA AC</w:t>
       </w:r>
     </w:p>
     <w:p>
@@ -4372,7 +4376,7 @@
       <w:r>
         <w:drawing>
           <wp:inline xmlns:a="http://schemas.openxmlformats.org/drawingml/2006/main" xmlns:pic="http://schemas.openxmlformats.org/drawingml/2006/picture">
-            <wp:extent cx="5400000" cy="1881461"/>
+            <wp:extent cx="5400000" cy="1913850"/>
             <wp:docPr id="1858245149" name="Picture 1858245149"/>
             <wp:cNvGraphicFramePr>
               <a:graphicFrameLocks noChangeAspect="1"/>
@@ -4393,7 +4397,7 @@
                   <pic:spPr>
                     <a:xfrm>
                       <a:off x="0" y="0"/>
-                      <a:ext cx="5400000" cy="1881461"/>
+                      <a:ext cx="5400000" cy="1913850"/>
                     </a:xfrm>
                     <a:prstGeom prst="rect"/>
                   </pic:spPr>
@@ -5472,7 +5476,26 @@
           <w:i w:val="0"/>
           <w:sz w:val="22"/>
         </w:rPr>
-        <w:t>Terlihat dari jaringan sebagai R + jX_L dengan φ 25–45° (pf 0,7–0,9) pada beban penuh, lebih buruk saat beban ringan; itulah sumber utama kVAR industri.</w:t>
+        <w:t>Terlihat dari jaringan sebagai R + jX</w:t>
+      </w:r>
+      <w:r>
+        <w:rPr>
+          <w:rFonts w:ascii="Arial" w:hAnsi="Arial" w:eastAsia="Arial" w:cs="Arial"/>
+          <w:b w:val="0"/>
+          <w:i w:val="0"/>
+          <w:sz w:val="22"/>
+          <w:vertAlign w:val="subscript"/>
+        </w:rPr>
+        <w:t>L</w:t>
+      </w:r>
+      <w:r>
+        <w:rPr>
+          <w:rFonts w:ascii="Arial" w:hAnsi="Arial" w:eastAsia="Arial" w:cs="Arial"/>
+          <w:b w:val="0"/>
+          <w:i w:val="0"/>
+          <w:sz w:val="22"/>
+        </w:rPr>
+        <w:t xml:space="preserve"> dengan φ 25–45° (pf 0,7–0,9) pada beban penuh, lebih buruk saat beban ringan; itulah sumber utama kVAR industri.</w:t>
       </w:r>
     </w:p>
     <w:p>
@@ -6247,7 +6270,45 @@
                 <w:i w:val="0"/>
                 <w:sz w:val="18"/>
               </w:rPr>
-              <w:t>kapasitif (X_C &gt; X_L)</w:t>
+              <w:t>kapasitif (X</w:t>
+            </w:r>
+            <w:r>
+              <w:rPr>
+                <w:rFonts w:ascii="Arial" w:hAnsi="Arial" w:eastAsia="Arial" w:cs="Arial"/>
+                <w:b w:val="0"/>
+                <w:i w:val="0"/>
+                <w:sz w:val="18"/>
+                <w:vertAlign w:val="subscript"/>
+              </w:rPr>
+              <w:t>C</w:t>
+            </w:r>
+            <w:r>
+              <w:rPr>
+                <w:rFonts w:ascii="Arial" w:hAnsi="Arial" w:eastAsia="Arial" w:cs="Arial"/>
+                <w:b w:val="0"/>
+                <w:i w:val="0"/>
+                <w:sz w:val="18"/>
+              </w:rPr>
+              <w:t xml:space="preserve"> &gt; X</w:t>
+            </w:r>
+            <w:r>
+              <w:rPr>
+                <w:rFonts w:ascii="Arial" w:hAnsi="Arial" w:eastAsia="Arial" w:cs="Arial"/>
+                <w:b w:val="0"/>
+                <w:i w:val="0"/>
+                <w:sz w:val="18"/>
+                <w:vertAlign w:val="subscript"/>
+              </w:rPr>
+              <w:t>L</w:t>
+            </w:r>
+            <w:r>
+              <w:rPr>
+                <w:rFonts w:ascii="Arial" w:hAnsi="Arial" w:eastAsia="Arial" w:cs="Arial"/>
+                <w:b w:val="0"/>
+                <w:i w:val="0"/>
+                <w:sz w:val="18"/>
+              </w:rPr>
+              <w:t>)</w:t>
             </w:r>
           </w:p>
         </w:tc>
@@ -6418,7 +6479,45 @@
           <w:i w:val="0"/>
           <w:sz w:val="21"/>
         </w:rPr>
-        <w:t xml:space="preserve"> arus (baris 4 vs baris 2) karena X_C meniadakan sebagian X_L; pada resonansi arus mencapai maksimum V/R. Pada sistem tenaga kapasitor dipasang </w:t>
+        <w:t xml:space="preserve"> arus (baris 4 vs baris 2) karena X</w:t>
+      </w:r>
+      <w:r>
+        <w:rPr>
+          <w:rFonts w:ascii="Arial" w:hAnsi="Arial" w:eastAsia="Arial" w:cs="Arial"/>
+          <w:b w:val="0"/>
+          <w:i w:val="0"/>
+          <w:sz w:val="21"/>
+          <w:vertAlign w:val="subscript"/>
+        </w:rPr>
+        <w:t>C</w:t>
+      </w:r>
+      <w:r>
+        <w:rPr>
+          <w:rFonts w:ascii="Arial" w:hAnsi="Arial" w:eastAsia="Arial" w:cs="Arial"/>
+          <w:b w:val="0"/>
+          <w:i w:val="0"/>
+          <w:sz w:val="21"/>
+        </w:rPr>
+        <w:t xml:space="preserve"> meniadakan sebagian X</w:t>
+      </w:r>
+      <w:r>
+        <w:rPr>
+          <w:rFonts w:ascii="Arial" w:hAnsi="Arial" w:eastAsia="Arial" w:cs="Arial"/>
+          <w:b w:val="0"/>
+          <w:i w:val="0"/>
+          <w:sz w:val="21"/>
+          <w:vertAlign w:val="subscript"/>
+        </w:rPr>
+        <w:t>L</w:t>
+      </w:r>
+      <w:r>
+        <w:rPr>
+          <w:rFonts w:ascii="Arial" w:hAnsi="Arial" w:eastAsia="Arial" w:cs="Arial"/>
+          <w:b w:val="0"/>
+          <w:i w:val="0"/>
+          <w:sz w:val="21"/>
+        </w:rPr>
+        <w:t xml:space="preserve">; pada resonansi arus mencapai maksimum V/R. Pada sistem tenaga kapasitor dipasang </w:t>
       </w:r>
       <w:r>
         <w:rPr>
@@ -6452,7 +6551,9 @@
           <w:color w:val="1F3864"/>
           <w:sz w:val="28"/>
         </w:rPr>
-        <w:t>DAYA AKTIF, REAKTIF, DAN SEMU</w:t>
+        <w:t>DAYA AKTIF, REAKTIF,</w:t>
+        <w:br/>
+        <w:t>DAN SEMU</w:t>
       </w:r>
     </w:p>
     <w:p>
@@ -8140,7 +8241,9 @@
           <w:color w:val="1F3864"/>
           <w:sz w:val="28"/>
         </w:rPr>
-        <w:t>DAYA KOMPLEKS DAN PERBAIKAN FAKTOR DAYA</w:t>
+        <w:t>DAYA KOMPLEKS DAN</w:t>
+        <w:br/>
+        <w:t>PERBAIKAN FAKTOR DAYA</w:t>
       </w:r>
     </w:p>
     <w:p>
@@ -9311,7 +9414,7 @@
           <w:i w:val="0"/>
           <w:sz w:val="20"/>
         </w:rPr>
-        <w:t>Tabel 4. Sasaran pf (beban 60 kW dari pf 0,75): Q_C (kVAR), S sesudah (kVA), I sesudah (A, 400 V), Penurunan arus.</w:t>
+        <w:t>Tabel 4. Sasaran pf (beban 60 kW dari pf 0,75): QC (kVAR), S sesudah (kVA), I sesudah (A, 400 V), Penurunan arus.</w:t>
       </w:r>
     </w:p>
     <w:tbl>
@@ -9365,7 +9468,26 @@
                 <w:i w:val="0"/>
                 <w:sz w:val="18"/>
               </w:rPr>
-              <w:t>Q_C (kVAR)</w:t>
+              <w:t>Q</w:t>
+            </w:r>
+            <w:r>
+              <w:rPr>
+                <w:rFonts w:ascii="Arial" w:hAnsi="Arial" w:eastAsia="Arial" w:cs="Arial"/>
+                <w:b/>
+                <w:i w:val="0"/>
+                <w:sz w:val="18"/>
+                <w:vertAlign w:val="subscript"/>
+              </w:rPr>
+              <w:t>C</w:t>
+            </w:r>
+            <w:r>
+              <w:rPr>
+                <w:rFonts w:ascii="Arial" w:hAnsi="Arial" w:eastAsia="Arial" w:cs="Arial"/>
+                <w:b/>
+                <w:i w:val="0"/>
+                <w:sz w:val="18"/>
+              </w:rPr>
+              <w:t xml:space="preserve"> (kVAR)</w:t>
             </w:r>
           </w:p>
         </w:tc>
@@ -9963,7 +10085,9 @@
           <w:color w:val="1F3864"/>
           <w:sz w:val="28"/>
         </w:rPr>
-        <w:t>SISTEM TIGA FASA SEIMBANG: BINTANG DAN SEGITIGA</w:t>
+        <w:t>SISTEM TIGA FASA SEIMBANG:</w:t>
+        <w:br/>
+        <w:t>BINTANG DAN SEGITIGA</w:t>
       </w:r>
     </w:p>
     <w:p>
@@ -11282,7 +11406,9 @@
           <w:color w:val="1F3864"/>
           <w:sz w:val="28"/>
         </w:rPr>
-        <w:t>DAYA TIGA FASA DAN PENERAPANNYA</w:t>
+        <w:t>DAYA TIGA FASA</w:t>
+        <w:br/>
+        <w:t>DAN PENERAPANNYA</w:t>
       </w:r>
     </w:p>
     <w:p>
@@ -11665,7 +11791,121 @@
           <w:i w:val="0"/>
           <w:sz w:val="22"/>
         </w:rPr>
-        <w:t xml:space="preserve"> — Rumus √3·V_L·I_L·cos φ berlaku untuk Y maupun Δ, asalkan V_L dan I_L adalah besaran saluran; φ tetap sudut antara tegangan fasa dan arus fasa (bukan antara V_L dan I_L). Semua alat Bagian 03–04 (segitiga daya, perbaikan pf) berlaku pada total tiga fasa tanpa perubahan.</w:t>
+        <w:t xml:space="preserve"> — Rumus √3·V</w:t>
+      </w:r>
+      <w:r>
+        <w:rPr>
+          <w:rFonts w:ascii="Arial" w:hAnsi="Arial" w:eastAsia="Arial" w:cs="Arial"/>
+          <w:b w:val="0"/>
+          <w:i w:val="0"/>
+          <w:sz w:val="22"/>
+          <w:vertAlign w:val="subscript"/>
+        </w:rPr>
+        <w:t>L</w:t>
+      </w:r>
+      <w:r>
+        <w:rPr>
+          <w:rFonts w:ascii="Arial" w:hAnsi="Arial" w:eastAsia="Arial" w:cs="Arial"/>
+          <w:b w:val="0"/>
+          <w:i w:val="0"/>
+          <w:sz w:val="22"/>
+        </w:rPr>
+        <w:t>·I</w:t>
+      </w:r>
+      <w:r>
+        <w:rPr>
+          <w:rFonts w:ascii="Arial" w:hAnsi="Arial" w:eastAsia="Arial" w:cs="Arial"/>
+          <w:b w:val="0"/>
+          <w:i w:val="0"/>
+          <w:sz w:val="22"/>
+          <w:vertAlign w:val="subscript"/>
+        </w:rPr>
+        <w:t>L</w:t>
+      </w:r>
+      <w:r>
+        <w:rPr>
+          <w:rFonts w:ascii="Arial" w:hAnsi="Arial" w:eastAsia="Arial" w:cs="Arial"/>
+          <w:b w:val="0"/>
+          <w:i w:val="0"/>
+          <w:sz w:val="22"/>
+        </w:rPr>
+        <w:t>·cos φ berlaku untuk Y maupun Δ, asalkan V</w:t>
+      </w:r>
+      <w:r>
+        <w:rPr>
+          <w:rFonts w:ascii="Arial" w:hAnsi="Arial" w:eastAsia="Arial" w:cs="Arial"/>
+          <w:b w:val="0"/>
+          <w:i w:val="0"/>
+          <w:sz w:val="22"/>
+          <w:vertAlign w:val="subscript"/>
+        </w:rPr>
+        <w:t>L</w:t>
+      </w:r>
+      <w:r>
+        <w:rPr>
+          <w:rFonts w:ascii="Arial" w:hAnsi="Arial" w:eastAsia="Arial" w:cs="Arial"/>
+          <w:b w:val="0"/>
+          <w:i w:val="0"/>
+          <w:sz w:val="22"/>
+        </w:rPr>
+        <w:t xml:space="preserve"> dan I</w:t>
+      </w:r>
+      <w:r>
+        <w:rPr>
+          <w:rFonts w:ascii="Arial" w:hAnsi="Arial" w:eastAsia="Arial" w:cs="Arial"/>
+          <w:b w:val="0"/>
+          <w:i w:val="0"/>
+          <w:sz w:val="22"/>
+          <w:vertAlign w:val="subscript"/>
+        </w:rPr>
+        <w:t>L</w:t>
+      </w:r>
+      <w:r>
+        <w:rPr>
+          <w:rFonts w:ascii="Arial" w:hAnsi="Arial" w:eastAsia="Arial" w:cs="Arial"/>
+          <w:b w:val="0"/>
+          <w:i w:val="0"/>
+          <w:sz w:val="22"/>
+        </w:rPr>
+        <w:t xml:space="preserve"> adalah besaran saluran; φ tetap sudut antara tegangan fasa dan arus fasa (bukan antara V</w:t>
+      </w:r>
+      <w:r>
+        <w:rPr>
+          <w:rFonts w:ascii="Arial" w:hAnsi="Arial" w:eastAsia="Arial" w:cs="Arial"/>
+          <w:b w:val="0"/>
+          <w:i w:val="0"/>
+          <w:sz w:val="22"/>
+          <w:vertAlign w:val="subscript"/>
+        </w:rPr>
+        <w:t>L</w:t>
+      </w:r>
+      <w:r>
+        <w:rPr>
+          <w:rFonts w:ascii="Arial" w:hAnsi="Arial" w:eastAsia="Arial" w:cs="Arial"/>
+          <w:b w:val="0"/>
+          <w:i w:val="0"/>
+          <w:sz w:val="22"/>
+        </w:rPr>
+        <w:t xml:space="preserve"> dan I</w:t>
+      </w:r>
+      <w:r>
+        <w:rPr>
+          <w:rFonts w:ascii="Arial" w:hAnsi="Arial" w:eastAsia="Arial" w:cs="Arial"/>
+          <w:b w:val="0"/>
+          <w:i w:val="0"/>
+          <w:sz w:val="22"/>
+          <w:vertAlign w:val="subscript"/>
+        </w:rPr>
+        <w:t>L</w:t>
+      </w:r>
+      <w:r>
+        <w:rPr>
+          <w:rFonts w:ascii="Arial" w:hAnsi="Arial" w:eastAsia="Arial" w:cs="Arial"/>
+          <w:b w:val="0"/>
+          <w:i w:val="0"/>
+          <w:sz w:val="22"/>
+        </w:rPr>
+        <w:t>). Semua alat Bagian 03–04 (segitiga daya, perbaikan pf) berlaku pada total tiga fasa tanpa perubahan.</w:t>
       </w:r>
     </w:p>
     <w:p>
@@ -11826,7 +12066,45 @@
           <w:i w:val="0"/>
           <w:sz w:val="22"/>
         </w:rPr>
-        <w:t xml:space="preserve">Motor induksi tiga fasa 0,75–500 kW: pelat nama memberi V_L, I_L, pf, dan efisiensi. Daya masuk √3·V·I·pf, daya poros = daya masuk × η. </w:t>
+        <w:t>Motor induksi tiga fasa 0,75–500 kW: pelat nama memberi V</w:t>
+      </w:r>
+      <w:r>
+        <w:rPr>
+          <w:rFonts w:ascii="Arial" w:hAnsi="Arial" w:eastAsia="Arial" w:cs="Arial"/>
+          <w:b w:val="0"/>
+          <w:i w:val="0"/>
+          <w:sz w:val="22"/>
+          <w:vertAlign w:val="subscript"/>
+        </w:rPr>
+        <w:t>L</w:t>
+      </w:r>
+      <w:r>
+        <w:rPr>
+          <w:rFonts w:ascii="Arial" w:hAnsi="Arial" w:eastAsia="Arial" w:cs="Arial"/>
+          <w:b w:val="0"/>
+          <w:i w:val="0"/>
+          <w:sz w:val="22"/>
+        </w:rPr>
+        <w:t>, I</w:t>
+      </w:r>
+      <w:r>
+        <w:rPr>
+          <w:rFonts w:ascii="Arial" w:hAnsi="Arial" w:eastAsia="Arial" w:cs="Arial"/>
+          <w:b w:val="0"/>
+          <w:i w:val="0"/>
+          <w:sz w:val="22"/>
+          <w:vertAlign w:val="subscript"/>
+        </w:rPr>
+        <w:t>L</w:t>
+      </w:r>
+      <w:r>
+        <w:rPr>
+          <w:rFonts w:ascii="Arial" w:hAnsi="Arial" w:eastAsia="Arial" w:cs="Arial"/>
+          <w:b w:val="0"/>
+          <w:i w:val="0"/>
+          <w:sz w:val="22"/>
+        </w:rPr>
+        <w:t xml:space="preserve">, pf, dan efisiensi. Daya masuk √3·V·I·pf, daya poros = daya masuk × η. </w:t>
       </w:r>
       <w:r>
         <w:rPr>
@@ -11943,7 +12221,45 @@
           <w:i w:val="0"/>
           <w:sz w:val="22"/>
         </w:rPr>
-        <w:t>Pemutus dan kabel dipilih dari I_L pada pf nyata; arus start motor 5–7× I_L nominal selama beberapa detik menentukan karakteristik pemutus (kurva D).</w:t>
+        <w:t>Pemutus dan kabel dipilih dari I</w:t>
+      </w:r>
+      <w:r>
+        <w:rPr>
+          <w:rFonts w:ascii="Arial" w:hAnsi="Arial" w:eastAsia="Arial" w:cs="Arial"/>
+          <w:b w:val="0"/>
+          <w:i w:val="0"/>
+          <w:sz w:val="22"/>
+          <w:vertAlign w:val="subscript"/>
+        </w:rPr>
+        <w:t>L</w:t>
+      </w:r>
+      <w:r>
+        <w:rPr>
+          <w:rFonts w:ascii="Arial" w:hAnsi="Arial" w:eastAsia="Arial" w:cs="Arial"/>
+          <w:b w:val="0"/>
+          <w:i w:val="0"/>
+          <w:sz w:val="22"/>
+        </w:rPr>
+        <w:t xml:space="preserve"> pada pf nyata; arus start motor 5–7× I</w:t>
+      </w:r>
+      <w:r>
+        <w:rPr>
+          <w:rFonts w:ascii="Arial" w:hAnsi="Arial" w:eastAsia="Arial" w:cs="Arial"/>
+          <w:b w:val="0"/>
+          <w:i w:val="0"/>
+          <w:sz w:val="22"/>
+          <w:vertAlign w:val="subscript"/>
+        </w:rPr>
+        <w:t>L</w:t>
+      </w:r>
+      <w:r>
+        <w:rPr>
+          <w:rFonts w:ascii="Arial" w:hAnsi="Arial" w:eastAsia="Arial" w:cs="Arial"/>
+          <w:b w:val="0"/>
+          <w:i w:val="0"/>
+          <w:sz w:val="22"/>
+        </w:rPr>
+        <w:t xml:space="preserve"> nominal selama beberapa detik menentukan karakteristik pemutus (kurva D).</w:t>
       </w:r>
     </w:p>
     <w:p>
@@ -12025,7 +12341,7 @@
           <w:i w:val="0"/>
           <w:sz w:val="20"/>
         </w:rPr>
-        <w:t>Tabel 6. Motor tiga fasa 400 V (pelat nama): P poros (kW), η, pf, P masuk (kW), I_L (A).</w:t>
+        <w:t>Tabel 6. Motor tiga fasa 400 V (pelat nama): P poros (kW), η, pf, P masuk (kW), IL (A).</w:t>
       </w:r>
     </w:p>
     <w:tbl>
@@ -12160,7 +12476,26 @@
                 <w:i w:val="0"/>
                 <w:sz w:val="18"/>
               </w:rPr>
-              <w:t>I_L (A)</w:t>
+              <w:t>I</w:t>
+            </w:r>
+            <w:r>
+              <w:rPr>
+                <w:rFonts w:ascii="Arial" w:hAnsi="Arial" w:eastAsia="Arial" w:cs="Arial"/>
+                <w:b/>
+                <w:i w:val="0"/>
+                <w:sz w:val="18"/>
+                <w:vertAlign w:val="subscript"/>
+              </w:rPr>
+              <w:t>L</w:t>
+            </w:r>
+            <w:r>
+              <w:rPr>
+                <w:rFonts w:ascii="Arial" w:hAnsi="Arial" w:eastAsia="Arial" w:cs="Arial"/>
+                <w:b/>
+                <w:i w:val="0"/>
+                <w:sz w:val="18"/>
+              </w:rPr>
+              <w:t xml:space="preserve"> (A)</w:t>
             </w:r>
           </w:p>
         </w:tc>
@@ -12820,7 +13155,9 @@
           <w:color w:val="1F3864"/>
           <w:sz w:val="28"/>
         </w:rPr>
-        <w:t>ANIMASI INTERAKTIF JARINGAN AC</w:t>
+        <w:t>ANIMASI INTERAKTIF</w:t>
+        <w:br/>
+        <w:t>JARINGAN AC</w:t>
       </w:r>
     </w:p>
     <w:p>
@@ -12985,7 +13322,45 @@
           <w:i w:val="0"/>
           <w:sz w:val="21"/>
         </w:rPr>
-        <w:t xml:space="preserve"> Kiri: segitiga impedansi (biru R, kuning X_L, ungu −X_C, hijau Z). Kanan: fasor tegangan dan arus berputar beserta gelombangnya; panjang fasor arus mengikuti I.</w:t>
+        <w:t xml:space="preserve"> Kiri: segitiga impedansi (biru R, kuning X</w:t>
+      </w:r>
+      <w:r>
+        <w:rPr>
+          <w:rFonts w:ascii="Arial" w:hAnsi="Arial" w:eastAsia="Arial" w:cs="Arial"/>
+          <w:b w:val="0"/>
+          <w:i w:val="0"/>
+          <w:sz w:val="21"/>
+          <w:vertAlign w:val="subscript"/>
+        </w:rPr>
+        <w:t>L</w:t>
+      </w:r>
+      <w:r>
+        <w:rPr>
+          <w:rFonts w:ascii="Arial" w:hAnsi="Arial" w:eastAsia="Arial" w:cs="Arial"/>
+          <w:b w:val="0"/>
+          <w:i w:val="0"/>
+          <w:sz w:val="21"/>
+        </w:rPr>
+        <w:t>, ungu −X</w:t>
+      </w:r>
+      <w:r>
+        <w:rPr>
+          <w:rFonts w:ascii="Arial" w:hAnsi="Arial" w:eastAsia="Arial" w:cs="Arial"/>
+          <w:b w:val="0"/>
+          <w:i w:val="0"/>
+          <w:sz w:val="21"/>
+          <w:vertAlign w:val="subscript"/>
+        </w:rPr>
+        <w:t>C</w:t>
+      </w:r>
+      <w:r>
+        <w:rPr>
+          <w:rFonts w:ascii="Arial" w:hAnsi="Arial" w:eastAsia="Arial" w:cs="Arial"/>
+          <w:b w:val="0"/>
+          <w:i w:val="0"/>
+          <w:sz w:val="21"/>
+        </w:rPr>
+        <w:t>, hijau Z). Kanan: fasor tegangan dan arus berputar beserta gelombangnya; panjang fasor arus mengikuti I.</w:t>
       </w:r>
       <w:r>
         <w:br/>
@@ -13006,16 +13381,102 @@
           <w:i w:val="0"/>
           <w:sz w:val="21"/>
         </w:rPr>
-        <w:t>Geser f sampai X_L = X_C</w:t>
-      </w:r>
-      <w:r>
-        <w:rPr>
-          <w:rFonts w:ascii="Arial" w:hAnsi="Arial" w:eastAsia="Arial" w:cs="Arial"/>
-          <w:b w:val="0"/>
-          <w:i w:val="0"/>
-          <w:sz w:val="21"/>
-        </w:rPr>
-        <w:t xml:space="preserve"> (readout f_res): Z tinggal R, arus maksimum dan sefasa. (2) Di bawah f_res beban kapasitif (arus mendahului), di atasnya induktif. (3) Memperbesar C menurunkan X_C, bukan menaikkannya. Soal C2, C3, dan C11.</w:t>
+        <w:t>Geser f sampai X</w:t>
+      </w:r>
+      <w:r>
+        <w:rPr>
+          <w:rFonts w:ascii="Arial" w:hAnsi="Arial" w:eastAsia="Arial" w:cs="Arial"/>
+          <w:b/>
+          <w:i w:val="0"/>
+          <w:sz w:val="21"/>
+          <w:vertAlign w:val="subscript"/>
+        </w:rPr>
+        <w:t>L</w:t>
+      </w:r>
+      <w:r>
+        <w:rPr>
+          <w:rFonts w:ascii="Arial" w:hAnsi="Arial" w:eastAsia="Arial" w:cs="Arial"/>
+          <w:b/>
+          <w:i w:val="0"/>
+          <w:sz w:val="21"/>
+        </w:rPr>
+        <w:t xml:space="preserve"> = X</w:t>
+      </w:r>
+      <w:r>
+        <w:rPr>
+          <w:rFonts w:ascii="Arial" w:hAnsi="Arial" w:eastAsia="Arial" w:cs="Arial"/>
+          <w:b/>
+          <w:i w:val="0"/>
+          <w:sz w:val="21"/>
+          <w:vertAlign w:val="subscript"/>
+        </w:rPr>
+        <w:t>C</w:t>
+      </w:r>
+      <w:r>
+        <w:rPr>
+          <w:rFonts w:ascii="Arial" w:hAnsi="Arial" w:eastAsia="Arial" w:cs="Arial"/>
+          <w:b w:val="0"/>
+          <w:i w:val="0"/>
+          <w:sz w:val="21"/>
+        </w:rPr>
+        <w:t xml:space="preserve"> (readout f</w:t>
+      </w:r>
+      <w:r>
+        <w:rPr>
+          <w:rFonts w:ascii="Arial" w:hAnsi="Arial" w:eastAsia="Arial" w:cs="Arial"/>
+          <w:b w:val="0"/>
+          <w:i w:val="0"/>
+          <w:sz w:val="21"/>
+          <w:vertAlign w:val="subscript"/>
+        </w:rPr>
+        <w:t>res</w:t>
+      </w:r>
+      <w:r>
+        <w:rPr>
+          <w:rFonts w:ascii="Arial" w:hAnsi="Arial" w:eastAsia="Arial" w:cs="Arial"/>
+          <w:b w:val="0"/>
+          <w:i w:val="0"/>
+          <w:sz w:val="21"/>
+        </w:rPr>
+        <w:t>): Z tinggal R, arus maksimum dan sefasa. (2) Di bawah f</w:t>
+      </w:r>
+      <w:r>
+        <w:rPr>
+          <w:rFonts w:ascii="Arial" w:hAnsi="Arial" w:eastAsia="Arial" w:cs="Arial"/>
+          <w:b w:val="0"/>
+          <w:i w:val="0"/>
+          <w:sz w:val="21"/>
+          <w:vertAlign w:val="subscript"/>
+        </w:rPr>
+        <w:t>res</w:t>
+      </w:r>
+      <w:r>
+        <w:rPr>
+          <w:rFonts w:ascii="Arial" w:hAnsi="Arial" w:eastAsia="Arial" w:cs="Arial"/>
+          <w:b w:val="0"/>
+          <w:i w:val="0"/>
+          <w:sz w:val="21"/>
+        </w:rPr>
+        <w:t xml:space="preserve"> beban kapasitif (arus mendahului), di atasnya induktif. (3) Memperbesar C menurunkan X</w:t>
+      </w:r>
+      <w:r>
+        <w:rPr>
+          <w:rFonts w:ascii="Arial" w:hAnsi="Arial" w:eastAsia="Arial" w:cs="Arial"/>
+          <w:b w:val="0"/>
+          <w:i w:val="0"/>
+          <w:sz w:val="21"/>
+          <w:vertAlign w:val="subscript"/>
+        </w:rPr>
+        <w:t>C</w:t>
+      </w:r>
+      <w:r>
+        <w:rPr>
+          <w:rFonts w:ascii="Arial" w:hAnsi="Arial" w:eastAsia="Arial" w:cs="Arial"/>
+          <w:b w:val="0"/>
+          <w:i w:val="0"/>
+          <w:sz w:val="21"/>
+        </w:rPr>
+        <w:t>, bukan menaikkannya. Soal C2, C3, dan C11.</w:t>
       </w:r>
     </w:p>
     <w:p>
@@ -13031,7 +13492,70 @@
           <w:color w:val="2E4A7A"/>
           <w:sz w:val="24"/>
         </w:rPr>
-        <w:t>Animasi 3 — Segitiga Daya dan Perbaikan Faktor Daya QC = P(tan φ1 − tan φ2)</w:t>
+        <w:t>Animasi 3 — Segitiga Daya dan Perbaikan Faktor Daya Q</w:t>
+      </w:r>
+      <w:r>
+        <w:rPr>
+          <w:rFonts w:ascii="Arial" w:hAnsi="Arial" w:eastAsia="Arial" w:cs="Arial"/>
+          <w:b/>
+          <w:i w:val="0"/>
+          <w:color w:val="2E4A7A"/>
+          <w:sz w:val="24"/>
+          <w:vertAlign w:val="subscript"/>
+        </w:rPr>
+        <w:t>C</w:t>
+      </w:r>
+      <w:r>
+        <w:rPr>
+          <w:rFonts w:ascii="Arial" w:hAnsi="Arial" w:eastAsia="Arial" w:cs="Arial"/>
+          <w:b/>
+          <w:i w:val="0"/>
+          <w:color w:val="2E4A7A"/>
+          <w:sz w:val="24"/>
+        </w:rPr>
+        <w:t xml:space="preserve"> = P(tan φ</w:t>
+      </w:r>
+      <w:r>
+        <w:rPr>
+          <w:rFonts w:ascii="Arial" w:hAnsi="Arial" w:eastAsia="Arial" w:cs="Arial"/>
+          <w:b/>
+          <w:i w:val="0"/>
+          <w:color w:val="2E4A7A"/>
+          <w:sz w:val="24"/>
+          <w:vertAlign w:val="subscript"/>
+        </w:rPr>
+        <w:t>1</w:t>
+      </w:r>
+      <w:r>
+        <w:rPr>
+          <w:rFonts w:ascii="Arial" w:hAnsi="Arial" w:eastAsia="Arial" w:cs="Arial"/>
+          <w:b/>
+          <w:i w:val="0"/>
+          <w:color w:val="2E4A7A"/>
+          <w:sz w:val="24"/>
+        </w:rPr>
+        <w:t xml:space="preserve"> − tan φ</w:t>
+      </w:r>
+      <w:r>
+        <w:rPr>
+          <w:rFonts w:ascii="Arial" w:hAnsi="Arial" w:eastAsia="Arial" w:cs="Arial"/>
+          <w:b/>
+          <w:i w:val="0"/>
+          <w:color w:val="2E4A7A"/>
+          <w:sz w:val="24"/>
+          <w:vertAlign w:val="subscript"/>
+        </w:rPr>
+        <w:t>2</w:t>
+      </w:r>
+      <w:r>
+        <w:rPr>
+          <w:rFonts w:ascii="Arial" w:hAnsi="Arial" w:eastAsia="Arial" w:cs="Arial"/>
+          <w:b/>
+          <w:i w:val="0"/>
+          <w:color w:val="2E4A7A"/>
+          <w:sz w:val="24"/>
+        </w:rPr>
+        <w:t>)</w:t>
       </w:r>
     </w:p>
     <w:p>
@@ -13075,7 +13599,26 @@
           <w:i w:val="0"/>
           <w:sz w:val="21"/>
         </w:rPr>
-        <w:t xml:space="preserve"> Segitiga merah adalah keadaan awal, hijau sesudah kapasitor; panah ungu adalah Q_C yang 'memotong' daya reaktif. Batang di kanan membandingkan arus saluran (400 V tiga fasa).</w:t>
+        <w:t xml:space="preserve"> Segitiga merah adalah keadaan awal, hijau sesudah kapasitor; panah ungu adalah Q</w:t>
+      </w:r>
+      <w:r>
+        <w:rPr>
+          <w:rFonts w:ascii="Arial" w:hAnsi="Arial" w:eastAsia="Arial" w:cs="Arial"/>
+          <w:b w:val="0"/>
+          <w:i w:val="0"/>
+          <w:sz w:val="21"/>
+          <w:vertAlign w:val="subscript"/>
+        </w:rPr>
+        <w:t>C</w:t>
+      </w:r>
+      <w:r>
+        <w:rPr>
+          <w:rFonts w:ascii="Arial" w:hAnsi="Arial" w:eastAsia="Arial" w:cs="Arial"/>
+          <w:b w:val="0"/>
+          <w:i w:val="0"/>
+          <w:sz w:val="21"/>
+        </w:rPr>
+        <w:t xml:space="preserve"> yang 'memotong' daya reaktif. Batang di kanan membandingkan arus saluran (400 V tiga fasa).</w:t>
       </w:r>
       <w:r>
         <w:br/>
@@ -13105,7 +13648,26 @@
           <w:i w:val="0"/>
           <w:sz w:val="21"/>
         </w:rPr>
-        <w:t>; hanya Q dan S yang turun. (2) Dari pf 0,9 ke 1,0 diperlukan Q_C hampir sebesar dari 0,75 ke 0,9, tetapi penurunan arusnya jauh lebih kecil. (3) Readout memberi kapasitansi per fasa untuk bank Δ. Soal C8, C12, dan C13.</w:t>
+        <w:t>; hanya Q dan S yang turun. (2) Dari pf 0,9 ke 1,0 diperlukan Q</w:t>
+      </w:r>
+      <w:r>
+        <w:rPr>
+          <w:rFonts w:ascii="Arial" w:hAnsi="Arial" w:eastAsia="Arial" w:cs="Arial"/>
+          <w:b w:val="0"/>
+          <w:i w:val="0"/>
+          <w:sz w:val="21"/>
+          <w:vertAlign w:val="subscript"/>
+        </w:rPr>
+        <w:t>C</w:t>
+      </w:r>
+      <w:r>
+        <w:rPr>
+          <w:rFonts w:ascii="Arial" w:hAnsi="Arial" w:eastAsia="Arial" w:cs="Arial"/>
+          <w:b w:val="0"/>
+          <w:i w:val="0"/>
+          <w:sz w:val="21"/>
+        </w:rPr>
+        <w:t xml:space="preserve"> hampir sebesar dari 0,75 ke 0,9, tetapi penurunan arusnya jauh lebih kecil. (3) Readout memberi kapasitansi per fasa untuk bank Δ. Soal C8, C12, dan C13.</w:t>
       </w:r>
     </w:p>
     <w:p>
@@ -13165,7 +13727,64 @@
           <w:i w:val="0"/>
           <w:sz w:val="21"/>
         </w:rPr>
-        <w:t xml:space="preserve"> Kiri: fasor tegangan tiga fasa (tebal) dan arus (tipis) berputar; tengah: gelombang v_a, v_b, v_c; bawah: daya sesaat tiap fasa dan jumlahnya (garis hijau tebal).</w:t>
+        <w:t xml:space="preserve"> Kiri: fasor tegangan tiga fasa (tebal) dan arus (tipis) berputar; tengah: gelombang v</w:t>
+      </w:r>
+      <w:r>
+        <w:rPr>
+          <w:rFonts w:ascii="Arial" w:hAnsi="Arial" w:eastAsia="Arial" w:cs="Arial"/>
+          <w:b w:val="0"/>
+          <w:i w:val="0"/>
+          <w:sz w:val="21"/>
+          <w:vertAlign w:val="subscript"/>
+        </w:rPr>
+        <w:t>a</w:t>
+      </w:r>
+      <w:r>
+        <w:rPr>
+          <w:rFonts w:ascii="Arial" w:hAnsi="Arial" w:eastAsia="Arial" w:cs="Arial"/>
+          <w:b w:val="0"/>
+          <w:i w:val="0"/>
+          <w:sz w:val="21"/>
+        </w:rPr>
+        <w:t>, v</w:t>
+      </w:r>
+      <w:r>
+        <w:rPr>
+          <w:rFonts w:ascii="Arial" w:hAnsi="Arial" w:eastAsia="Arial" w:cs="Arial"/>
+          <w:b w:val="0"/>
+          <w:i w:val="0"/>
+          <w:sz w:val="21"/>
+          <w:vertAlign w:val="subscript"/>
+        </w:rPr>
+        <w:t>b</w:t>
+      </w:r>
+      <w:r>
+        <w:rPr>
+          <w:rFonts w:ascii="Arial" w:hAnsi="Arial" w:eastAsia="Arial" w:cs="Arial"/>
+          <w:b w:val="0"/>
+          <w:i w:val="0"/>
+          <w:sz w:val="21"/>
+        </w:rPr>
+        <w:t>, v</w:t>
+      </w:r>
+      <w:r>
+        <w:rPr>
+          <w:rFonts w:ascii="Arial" w:hAnsi="Arial" w:eastAsia="Arial" w:cs="Arial"/>
+          <w:b w:val="0"/>
+          <w:i w:val="0"/>
+          <w:sz w:val="21"/>
+          <w:vertAlign w:val="subscript"/>
+        </w:rPr>
+        <w:t>c</w:t>
+      </w:r>
+      <w:r>
+        <w:rPr>
+          <w:rFonts w:ascii="Arial" w:hAnsi="Arial" w:eastAsia="Arial" w:cs="Arial"/>
+          <w:b w:val="0"/>
+          <w:i w:val="0"/>
+          <w:sz w:val="21"/>
+        </w:rPr>
+        <w:t>; bawah: daya sesaat tiap fasa dan jumlahnya (garis hijau tebal).</w:t>
       </w:r>
       <w:r>
         <w:br/>
@@ -13224,7 +13843,26 @@
           <w:i w:val="0"/>
           <w:sz w:val="21"/>
         </w:rPr>
-        <w:t xml:space="preserve"> pada Animasi 2 atur R = 9, L = 50 mH, C = 150 µF, f = 50 Hz: |Z| harus 10,55 Ω dan arus mendahului 31,5° seperti tabel Bagian 02; lalu naikkan f ke 58 Hz dan lihat resonansi. Pada Animasi 3 atur 60 kW, 0,75 → 0,95 dan cocokkan Q_C = 33,2 kVAR dengan Gambar 4.</w:t>
+        <w:t xml:space="preserve"> pada Animasi 2 atur R = 9, L = 50 mH, C = 150 µF, f = 50 Hz: |Z| harus 10,55 Ω dan arus mendahului 31,5° seperti tabel Bagian 02; lalu naikkan f ke 58 Hz dan lihat resonansi. Pada Animasi 3 atur 60 kW, 0,75 → 0,95 dan cocokkan Q</w:t>
+      </w:r>
+      <w:r>
+        <w:rPr>
+          <w:rFonts w:ascii="Arial" w:hAnsi="Arial" w:eastAsia="Arial" w:cs="Arial"/>
+          <w:b w:val="0"/>
+          <w:i w:val="0"/>
+          <w:sz w:val="21"/>
+          <w:vertAlign w:val="subscript"/>
+        </w:rPr>
+        <w:t>C</w:t>
+      </w:r>
+      <w:r>
+        <w:rPr>
+          <w:rFonts w:ascii="Arial" w:hAnsi="Arial" w:eastAsia="Arial" w:cs="Arial"/>
+          <w:b w:val="0"/>
+          <w:i w:val="0"/>
+          <w:sz w:val="21"/>
+        </w:rPr>
+        <w:t xml:space="preserve"> = 33,2 kVAR dengan Gambar 4.</w:t>
       </w:r>
     </w:p>
     <w:p>
@@ -13240,7 +13878,9 @@
           <w:color w:val="1F3864"/>
           <w:sz w:val="28"/>
         </w:rPr>
-        <w:t>IMPLEMENTASI PYTHON DI JUPYTER NOTEBOOK</w:t>
+        <w:t>IMPLEMENTASI PYTHON</w:t>
+        <w:br/>
+        <w:t>DI JUPYTER NOTEBOOK</w:t>
       </w:r>
     </w:p>
     <w:p>
@@ -14400,7 +15040,45 @@
           <w:i w:val="0"/>
           <w:sz w:val="21"/>
         </w:rPr>
-        <w:t xml:space="preserve"> jalankan keempat cell dan cocokkan dengan Bagian 02–06: |Z| RLC 10,55 Ω, S total dua beban 21,86 kVA, Q_C = 33,19 kVAR, dan I_L beban Y 18,48 A. Cell 1–4 memuat pola penyelesaian soal Hard C11–C15; ubah angkanya sesuai soal Anda, jangan hanya menyalin.</w:t>
+        <w:t xml:space="preserve"> jalankan keempat cell dan cocokkan dengan Bagian 02–06: |Z| RLC 10,55 Ω, S total dua beban 21,86 kVA, Q</w:t>
+      </w:r>
+      <w:r>
+        <w:rPr>
+          <w:rFonts w:ascii="Arial" w:hAnsi="Arial" w:eastAsia="Arial" w:cs="Arial"/>
+          <w:b w:val="0"/>
+          <w:i w:val="0"/>
+          <w:sz w:val="21"/>
+          <w:vertAlign w:val="subscript"/>
+        </w:rPr>
+        <w:t>C</w:t>
+      </w:r>
+      <w:r>
+        <w:rPr>
+          <w:rFonts w:ascii="Arial" w:hAnsi="Arial" w:eastAsia="Arial" w:cs="Arial"/>
+          <w:b w:val="0"/>
+          <w:i w:val="0"/>
+          <w:sz w:val="21"/>
+        </w:rPr>
+        <w:t xml:space="preserve"> = 33,19 kVAR, dan I</w:t>
+      </w:r>
+      <w:r>
+        <w:rPr>
+          <w:rFonts w:ascii="Arial" w:hAnsi="Arial" w:eastAsia="Arial" w:cs="Arial"/>
+          <w:b w:val="0"/>
+          <w:i w:val="0"/>
+          <w:sz w:val="21"/>
+          <w:vertAlign w:val="subscript"/>
+        </w:rPr>
+        <w:t>L</w:t>
+      </w:r>
+      <w:r>
+        <w:rPr>
+          <w:rFonts w:ascii="Arial" w:hAnsi="Arial" w:eastAsia="Arial" w:cs="Arial"/>
+          <w:b w:val="0"/>
+          <w:i w:val="0"/>
+          <w:sz w:val="21"/>
+        </w:rPr>
+        <w:t xml:space="preserve"> beban Y 18,48 A. Cell 1–4 memuat pola penyelesaian soal Hard C11–C15; ubah angkanya sesuai soal Anda, jangan hanya menyalin.</w:t>
       </w:r>
     </w:p>
     <w:p>
@@ -14514,7 +15192,26 @@
           <w:i w:val="0"/>
           <w:sz w:val="21"/>
         </w:rPr>
-        <w:t>(A) Vm√2</w:t>
+        <w:t>(A) V</w:t>
+      </w:r>
+      <w:r>
+        <w:rPr>
+          <w:rFonts w:ascii="Arial" w:hAnsi="Arial" w:eastAsia="Arial" w:cs="Arial"/>
+          <w:b w:val="0"/>
+          <w:i w:val="0"/>
+          <w:sz w:val="21"/>
+          <w:vertAlign w:val="subscript"/>
+        </w:rPr>
+        <w:t>m</w:t>
+      </w:r>
+      <w:r>
+        <w:rPr>
+          <w:rFonts w:ascii="Arial" w:hAnsi="Arial" w:eastAsia="Arial" w:cs="Arial"/>
+          <w:b w:val="0"/>
+          <w:i w:val="0"/>
+          <w:sz w:val="21"/>
+        </w:rPr>
+        <w:t>√2</w:t>
       </w:r>
     </w:p>
     <w:p>
@@ -14538,7 +15235,26 @@
           <w:i w:val="0"/>
           <w:sz w:val="21"/>
         </w:rPr>
-        <w:t>(B) Vm/√2</w:t>
+        <w:t>(B) V</w:t>
+      </w:r>
+      <w:r>
+        <w:rPr>
+          <w:rFonts w:ascii="Arial" w:hAnsi="Arial" w:eastAsia="Arial" w:cs="Arial"/>
+          <w:b w:val="0"/>
+          <w:i w:val="0"/>
+          <w:sz w:val="21"/>
+          <w:vertAlign w:val="subscript"/>
+        </w:rPr>
+        <w:t>m</w:t>
+      </w:r>
+      <w:r>
+        <w:rPr>
+          <w:rFonts w:ascii="Arial" w:hAnsi="Arial" w:eastAsia="Arial" w:cs="Arial"/>
+          <w:b w:val="0"/>
+          <w:i w:val="0"/>
+          <w:sz w:val="21"/>
+        </w:rPr>
+        <w:t>/√2</w:t>
       </w:r>
     </w:p>
     <w:p>
@@ -14562,7 +15278,26 @@
           <w:i w:val="0"/>
           <w:sz w:val="21"/>
         </w:rPr>
-        <w:t>(C) Vm/2</w:t>
+        <w:t>(C) V</w:t>
+      </w:r>
+      <w:r>
+        <w:rPr>
+          <w:rFonts w:ascii="Arial" w:hAnsi="Arial" w:eastAsia="Arial" w:cs="Arial"/>
+          <w:b w:val="0"/>
+          <w:i w:val="0"/>
+          <w:sz w:val="21"/>
+          <w:vertAlign w:val="subscript"/>
+        </w:rPr>
+        <w:t>m</w:t>
+      </w:r>
+      <w:r>
+        <w:rPr>
+          <w:rFonts w:ascii="Arial" w:hAnsi="Arial" w:eastAsia="Arial" w:cs="Arial"/>
+          <w:b w:val="0"/>
+          <w:i w:val="0"/>
+          <w:sz w:val="21"/>
+        </w:rPr>
+        <w:t>/2</w:t>
       </w:r>
     </w:p>
     <w:p>
@@ -14586,7 +15321,17 @@
           <w:i w:val="0"/>
           <w:sz w:val="21"/>
         </w:rPr>
-        <w:t>(D) 0,637 Vm</w:t>
+        <w:t>(D) 0,637 V</w:t>
+      </w:r>
+      <w:r>
+        <w:rPr>
+          <w:rFonts w:ascii="Arial" w:hAnsi="Arial" w:eastAsia="Arial" w:cs="Arial"/>
+          <w:b w:val="0"/>
+          <w:i w:val="0"/>
+          <w:sz w:val="21"/>
+          <w:vertAlign w:val="subscript"/>
+        </w:rPr>
+        <w:t>m</w:t>
       </w:r>
     </w:p>
     <w:p>
@@ -14820,7 +15565,26 @@
           <w:i w:val="0"/>
           <w:sz w:val="21"/>
         </w:rPr>
-        <w:t>(C) Daya yang hilang pada saluran karena I2R</w:t>
+        <w:t>(C) Daya yang hilang pada saluran karena I</w:t>
+      </w:r>
+      <w:r>
+        <w:rPr>
+          <w:rFonts w:ascii="Arial" w:hAnsi="Arial" w:eastAsia="Arial" w:cs="Arial"/>
+          <w:b w:val="0"/>
+          <w:i w:val="0"/>
+          <w:sz w:val="21"/>
+          <w:vertAlign w:val="superscript"/>
+        </w:rPr>
+        <w:t>2</w:t>
+      </w:r>
+      <w:r>
+        <w:rPr>
+          <w:rFonts w:ascii="Arial" w:hAnsi="Arial" w:eastAsia="Arial" w:cs="Arial"/>
+          <w:b w:val="0"/>
+          <w:i w:val="0"/>
+          <w:sz w:val="21"/>
+        </w:rPr>
+        <w:t>R</w:t>
       </w:r>
     </w:p>
     <w:p>
@@ -15054,7 +15818,55 @@
           <w:i w:val="0"/>
           <w:sz w:val="21"/>
         </w:rPr>
-        <w:t>(B) S2 = P2 + Q2</w:t>
+        <w:t>(B) S</w:t>
+      </w:r>
+      <w:r>
+        <w:rPr>
+          <w:rFonts w:ascii="Arial" w:hAnsi="Arial" w:eastAsia="Arial" w:cs="Arial"/>
+          <w:b w:val="0"/>
+          <w:i w:val="0"/>
+          <w:sz w:val="21"/>
+          <w:vertAlign w:val="superscript"/>
+        </w:rPr>
+        <w:t>2</w:t>
+      </w:r>
+      <w:r>
+        <w:rPr>
+          <w:rFonts w:ascii="Arial" w:hAnsi="Arial" w:eastAsia="Arial" w:cs="Arial"/>
+          <w:b w:val="0"/>
+          <w:i w:val="0"/>
+          <w:sz w:val="21"/>
+        </w:rPr>
+        <w:t xml:space="preserve"> = P</w:t>
+      </w:r>
+      <w:r>
+        <w:rPr>
+          <w:rFonts w:ascii="Arial" w:hAnsi="Arial" w:eastAsia="Arial" w:cs="Arial"/>
+          <w:b w:val="0"/>
+          <w:i w:val="0"/>
+          <w:sz w:val="21"/>
+          <w:vertAlign w:val="superscript"/>
+        </w:rPr>
+        <w:t>2</w:t>
+      </w:r>
+      <w:r>
+        <w:rPr>
+          <w:rFonts w:ascii="Arial" w:hAnsi="Arial" w:eastAsia="Arial" w:cs="Arial"/>
+          <w:b w:val="0"/>
+          <w:i w:val="0"/>
+          <w:sz w:val="21"/>
+        </w:rPr>
+        <w:t xml:space="preserve"> + Q</w:t>
+      </w:r>
+      <w:r>
+        <w:rPr>
+          <w:rFonts w:ascii="Arial" w:hAnsi="Arial" w:eastAsia="Arial" w:cs="Arial"/>
+          <w:b w:val="0"/>
+          <w:i w:val="0"/>
+          <w:sz w:val="21"/>
+          <w:vertAlign w:val="superscript"/>
+        </w:rPr>
+        <w:t>2</w:t>
       </w:r>
     </w:p>
     <w:p>
@@ -15102,7 +15914,55 @@
           <w:i w:val="0"/>
           <w:sz w:val="21"/>
         </w:rPr>
-        <w:t>(D) P2 = S2 + Q2</w:t>
+        <w:t>(D) P</w:t>
+      </w:r>
+      <w:r>
+        <w:rPr>
+          <w:rFonts w:ascii="Arial" w:hAnsi="Arial" w:eastAsia="Arial" w:cs="Arial"/>
+          <w:b w:val="0"/>
+          <w:i w:val="0"/>
+          <w:sz w:val="21"/>
+          <w:vertAlign w:val="superscript"/>
+        </w:rPr>
+        <w:t>2</w:t>
+      </w:r>
+      <w:r>
+        <w:rPr>
+          <w:rFonts w:ascii="Arial" w:hAnsi="Arial" w:eastAsia="Arial" w:cs="Arial"/>
+          <w:b w:val="0"/>
+          <w:i w:val="0"/>
+          <w:sz w:val="21"/>
+        </w:rPr>
+        <w:t xml:space="preserve"> = S</w:t>
+      </w:r>
+      <w:r>
+        <w:rPr>
+          <w:rFonts w:ascii="Arial" w:hAnsi="Arial" w:eastAsia="Arial" w:cs="Arial"/>
+          <w:b w:val="0"/>
+          <w:i w:val="0"/>
+          <w:sz w:val="21"/>
+          <w:vertAlign w:val="superscript"/>
+        </w:rPr>
+        <w:t>2</w:t>
+      </w:r>
+      <w:r>
+        <w:rPr>
+          <w:rFonts w:ascii="Arial" w:hAnsi="Arial" w:eastAsia="Arial" w:cs="Arial"/>
+          <w:b w:val="0"/>
+          <w:i w:val="0"/>
+          <w:sz w:val="21"/>
+        </w:rPr>
+        <w:t xml:space="preserve"> + Q</w:t>
+      </w:r>
+      <w:r>
+        <w:rPr>
+          <w:rFonts w:ascii="Arial" w:hAnsi="Arial" w:eastAsia="Arial" w:cs="Arial"/>
+          <w:b w:val="0"/>
+          <w:i w:val="0"/>
+          <w:sz w:val="21"/>
+          <w:vertAlign w:val="superscript"/>
+        </w:rPr>
+        <w:t>2</w:t>
       </w:r>
     </w:p>
     <w:p>
@@ -15288,7 +16148,26 @@
           <w:i w:val="0"/>
           <w:sz w:val="21"/>
         </w:rPr>
-        <w:t>(A) S = V I* = P + jQ</w:t>
+        <w:t>(A) S = V I</w:t>
+      </w:r>
+      <w:r>
+        <w:rPr>
+          <w:rFonts w:ascii="Arial" w:hAnsi="Arial" w:eastAsia="Arial" w:cs="Arial"/>
+          <w:b w:val="0"/>
+          <w:i w:val="0"/>
+          <w:sz w:val="21"/>
+          <w:vertAlign w:val="superscript"/>
+        </w:rPr>
+        <w:t>*</w:t>
+      </w:r>
+      <w:r>
+        <w:rPr>
+          <w:rFonts w:ascii="Arial" w:hAnsi="Arial" w:eastAsia="Arial" w:cs="Arial"/>
+          <w:b w:val="0"/>
+          <w:i w:val="0"/>
+          <w:sz w:val="21"/>
+        </w:rPr>
+        <w:t xml:space="preserve"> = P + jQ</w:t>
       </w:r>
     </w:p>
     <w:p>
@@ -15336,7 +16215,26 @@
           <w:i w:val="0"/>
           <w:sz w:val="21"/>
         </w:rPr>
-        <w:t>(C) S = V2 I</w:t>
+        <w:t>(C) S = V</w:t>
+      </w:r>
+      <w:r>
+        <w:rPr>
+          <w:rFonts w:ascii="Arial" w:hAnsi="Arial" w:eastAsia="Arial" w:cs="Arial"/>
+          <w:b w:val="0"/>
+          <w:i w:val="0"/>
+          <w:sz w:val="21"/>
+          <w:vertAlign w:val="superscript"/>
+        </w:rPr>
+        <w:t>2</w:t>
+      </w:r>
+      <w:r>
+        <w:rPr>
+          <w:rFonts w:ascii="Arial" w:hAnsi="Arial" w:eastAsia="Arial" w:cs="Arial"/>
+          <w:b w:val="0"/>
+          <w:i w:val="0"/>
+          <w:sz w:val="21"/>
+        </w:rPr>
+        <w:t xml:space="preserve"> I</w:t>
       </w:r>
     </w:p>
     <w:p>
@@ -15360,7 +16258,26 @@
           <w:i w:val="0"/>
           <w:sz w:val="21"/>
         </w:rPr>
-        <w:t>(D) S = I2/V</w:t>
+        <w:t>(D) S = I</w:t>
+      </w:r>
+      <w:r>
+        <w:rPr>
+          <w:rFonts w:ascii="Arial" w:hAnsi="Arial" w:eastAsia="Arial" w:cs="Arial"/>
+          <w:b w:val="0"/>
+          <w:i w:val="0"/>
+          <w:sz w:val="21"/>
+          <w:vertAlign w:val="superscript"/>
+        </w:rPr>
+        <w:t>2</w:t>
+      </w:r>
+      <w:r>
+        <w:rPr>
+          <w:rFonts w:ascii="Arial" w:hAnsi="Arial" w:eastAsia="Arial" w:cs="Arial"/>
+          <w:b w:val="0"/>
+          <w:i w:val="0"/>
+          <w:sz w:val="21"/>
+        </w:rPr>
+        <w:t>/V</w:t>
       </w:r>
     </w:p>
     <w:p>
@@ -15426,7 +16343,74 @@
           <w:i w:val="0"/>
           <w:sz w:val="21"/>
         </w:rPr>
-        <w:t>(A) VL = Vfasa dan IL = √3 Ifasa</w:t>
+        <w:t>(A) V</w:t>
+      </w:r>
+      <w:r>
+        <w:rPr>
+          <w:rFonts w:ascii="Arial" w:hAnsi="Arial" w:eastAsia="Arial" w:cs="Arial"/>
+          <w:b w:val="0"/>
+          <w:i w:val="0"/>
+          <w:sz w:val="21"/>
+          <w:vertAlign w:val="subscript"/>
+        </w:rPr>
+        <w:t>L</w:t>
+      </w:r>
+      <w:r>
+        <w:rPr>
+          <w:rFonts w:ascii="Arial" w:hAnsi="Arial" w:eastAsia="Arial" w:cs="Arial"/>
+          <w:b w:val="0"/>
+          <w:i w:val="0"/>
+          <w:sz w:val="21"/>
+        </w:rPr>
+        <w:t xml:space="preserve"> = V</w:t>
+      </w:r>
+      <w:r>
+        <w:rPr>
+          <w:rFonts w:ascii="Arial" w:hAnsi="Arial" w:eastAsia="Arial" w:cs="Arial"/>
+          <w:b w:val="0"/>
+          <w:i w:val="0"/>
+          <w:sz w:val="21"/>
+          <w:vertAlign w:val="subscript"/>
+        </w:rPr>
+        <w:t>fasa</w:t>
+      </w:r>
+      <w:r>
+        <w:rPr>
+          <w:rFonts w:ascii="Arial" w:hAnsi="Arial" w:eastAsia="Arial" w:cs="Arial"/>
+          <w:b w:val="0"/>
+          <w:i w:val="0"/>
+          <w:sz w:val="21"/>
+        </w:rPr>
+        <w:t xml:space="preserve"> dan I</w:t>
+      </w:r>
+      <w:r>
+        <w:rPr>
+          <w:rFonts w:ascii="Arial" w:hAnsi="Arial" w:eastAsia="Arial" w:cs="Arial"/>
+          <w:b w:val="0"/>
+          <w:i w:val="0"/>
+          <w:sz w:val="21"/>
+          <w:vertAlign w:val="subscript"/>
+        </w:rPr>
+        <w:t>L</w:t>
+      </w:r>
+      <w:r>
+        <w:rPr>
+          <w:rFonts w:ascii="Arial" w:hAnsi="Arial" w:eastAsia="Arial" w:cs="Arial"/>
+          <w:b w:val="0"/>
+          <w:i w:val="0"/>
+          <w:sz w:val="21"/>
+        </w:rPr>
+        <w:t xml:space="preserve"> = √3 I</w:t>
+      </w:r>
+      <w:r>
+        <w:rPr>
+          <w:rFonts w:ascii="Arial" w:hAnsi="Arial" w:eastAsia="Arial" w:cs="Arial"/>
+          <w:b w:val="0"/>
+          <w:i w:val="0"/>
+          <w:sz w:val="21"/>
+          <w:vertAlign w:val="subscript"/>
+        </w:rPr>
+        <w:t>fasa</w:t>
       </w:r>
     </w:p>
     <w:p>
@@ -15450,7 +16434,74 @@
           <w:i w:val="0"/>
           <w:sz w:val="21"/>
         </w:rPr>
-        <w:t>(B) VL = 3 Vfasa dan IL = Ifasa</w:t>
+        <w:t>(B) V</w:t>
+      </w:r>
+      <w:r>
+        <w:rPr>
+          <w:rFonts w:ascii="Arial" w:hAnsi="Arial" w:eastAsia="Arial" w:cs="Arial"/>
+          <w:b w:val="0"/>
+          <w:i w:val="0"/>
+          <w:sz w:val="21"/>
+          <w:vertAlign w:val="subscript"/>
+        </w:rPr>
+        <w:t>L</w:t>
+      </w:r>
+      <w:r>
+        <w:rPr>
+          <w:rFonts w:ascii="Arial" w:hAnsi="Arial" w:eastAsia="Arial" w:cs="Arial"/>
+          <w:b w:val="0"/>
+          <w:i w:val="0"/>
+          <w:sz w:val="21"/>
+        </w:rPr>
+        <w:t xml:space="preserve"> = 3 V</w:t>
+      </w:r>
+      <w:r>
+        <w:rPr>
+          <w:rFonts w:ascii="Arial" w:hAnsi="Arial" w:eastAsia="Arial" w:cs="Arial"/>
+          <w:b w:val="0"/>
+          <w:i w:val="0"/>
+          <w:sz w:val="21"/>
+          <w:vertAlign w:val="subscript"/>
+        </w:rPr>
+        <w:t>fasa</w:t>
+      </w:r>
+      <w:r>
+        <w:rPr>
+          <w:rFonts w:ascii="Arial" w:hAnsi="Arial" w:eastAsia="Arial" w:cs="Arial"/>
+          <w:b w:val="0"/>
+          <w:i w:val="0"/>
+          <w:sz w:val="21"/>
+        </w:rPr>
+        <w:t xml:space="preserve"> dan I</w:t>
+      </w:r>
+      <w:r>
+        <w:rPr>
+          <w:rFonts w:ascii="Arial" w:hAnsi="Arial" w:eastAsia="Arial" w:cs="Arial"/>
+          <w:b w:val="0"/>
+          <w:i w:val="0"/>
+          <w:sz w:val="21"/>
+          <w:vertAlign w:val="subscript"/>
+        </w:rPr>
+        <w:t>L</w:t>
+      </w:r>
+      <w:r>
+        <w:rPr>
+          <w:rFonts w:ascii="Arial" w:hAnsi="Arial" w:eastAsia="Arial" w:cs="Arial"/>
+          <w:b w:val="0"/>
+          <w:i w:val="0"/>
+          <w:sz w:val="21"/>
+        </w:rPr>
+        <w:t xml:space="preserve"> = I</w:t>
+      </w:r>
+      <w:r>
+        <w:rPr>
+          <w:rFonts w:ascii="Arial" w:hAnsi="Arial" w:eastAsia="Arial" w:cs="Arial"/>
+          <w:b w:val="0"/>
+          <w:i w:val="0"/>
+          <w:sz w:val="21"/>
+          <w:vertAlign w:val="subscript"/>
+        </w:rPr>
+        <w:t>fasa</w:t>
       </w:r>
     </w:p>
     <w:p>
@@ -15474,7 +16525,74 @@
           <w:i w:val="0"/>
           <w:sz w:val="21"/>
         </w:rPr>
-        <w:t>(C) VL = √3 Vfasa dan IL = Ifasa</w:t>
+        <w:t>(C) V</w:t>
+      </w:r>
+      <w:r>
+        <w:rPr>
+          <w:rFonts w:ascii="Arial" w:hAnsi="Arial" w:eastAsia="Arial" w:cs="Arial"/>
+          <w:b w:val="0"/>
+          <w:i w:val="0"/>
+          <w:sz w:val="21"/>
+          <w:vertAlign w:val="subscript"/>
+        </w:rPr>
+        <w:t>L</w:t>
+      </w:r>
+      <w:r>
+        <w:rPr>
+          <w:rFonts w:ascii="Arial" w:hAnsi="Arial" w:eastAsia="Arial" w:cs="Arial"/>
+          <w:b w:val="0"/>
+          <w:i w:val="0"/>
+          <w:sz w:val="21"/>
+        </w:rPr>
+        <w:t xml:space="preserve"> = √3 V</w:t>
+      </w:r>
+      <w:r>
+        <w:rPr>
+          <w:rFonts w:ascii="Arial" w:hAnsi="Arial" w:eastAsia="Arial" w:cs="Arial"/>
+          <w:b w:val="0"/>
+          <w:i w:val="0"/>
+          <w:sz w:val="21"/>
+          <w:vertAlign w:val="subscript"/>
+        </w:rPr>
+        <w:t>fasa</w:t>
+      </w:r>
+      <w:r>
+        <w:rPr>
+          <w:rFonts w:ascii="Arial" w:hAnsi="Arial" w:eastAsia="Arial" w:cs="Arial"/>
+          <w:b w:val="0"/>
+          <w:i w:val="0"/>
+          <w:sz w:val="21"/>
+        </w:rPr>
+        <w:t xml:space="preserve"> dan I</w:t>
+      </w:r>
+      <w:r>
+        <w:rPr>
+          <w:rFonts w:ascii="Arial" w:hAnsi="Arial" w:eastAsia="Arial" w:cs="Arial"/>
+          <w:b w:val="0"/>
+          <w:i w:val="0"/>
+          <w:sz w:val="21"/>
+          <w:vertAlign w:val="subscript"/>
+        </w:rPr>
+        <w:t>L</w:t>
+      </w:r>
+      <w:r>
+        <w:rPr>
+          <w:rFonts w:ascii="Arial" w:hAnsi="Arial" w:eastAsia="Arial" w:cs="Arial"/>
+          <w:b w:val="0"/>
+          <w:i w:val="0"/>
+          <w:sz w:val="21"/>
+        </w:rPr>
+        <w:t xml:space="preserve"> = I</w:t>
+      </w:r>
+      <w:r>
+        <w:rPr>
+          <w:rFonts w:ascii="Arial" w:hAnsi="Arial" w:eastAsia="Arial" w:cs="Arial"/>
+          <w:b w:val="0"/>
+          <w:i w:val="0"/>
+          <w:sz w:val="21"/>
+          <w:vertAlign w:val="subscript"/>
+        </w:rPr>
+        <w:t>fasa</w:t>
       </w:r>
     </w:p>
     <w:p>
@@ -15498,7 +16616,74 @@
           <w:i w:val="0"/>
           <w:sz w:val="21"/>
         </w:rPr>
-        <w:t>(D) VL = Vfasa/√3 dan IL = Ifasa</w:t>
+        <w:t>(D) V</w:t>
+      </w:r>
+      <w:r>
+        <w:rPr>
+          <w:rFonts w:ascii="Arial" w:hAnsi="Arial" w:eastAsia="Arial" w:cs="Arial"/>
+          <w:b w:val="0"/>
+          <w:i w:val="0"/>
+          <w:sz w:val="21"/>
+          <w:vertAlign w:val="subscript"/>
+        </w:rPr>
+        <w:t>L</w:t>
+      </w:r>
+      <w:r>
+        <w:rPr>
+          <w:rFonts w:ascii="Arial" w:hAnsi="Arial" w:eastAsia="Arial" w:cs="Arial"/>
+          <w:b w:val="0"/>
+          <w:i w:val="0"/>
+          <w:sz w:val="21"/>
+        </w:rPr>
+        <w:t xml:space="preserve"> = V</w:t>
+      </w:r>
+      <w:r>
+        <w:rPr>
+          <w:rFonts w:ascii="Arial" w:hAnsi="Arial" w:eastAsia="Arial" w:cs="Arial"/>
+          <w:b w:val="0"/>
+          <w:i w:val="0"/>
+          <w:sz w:val="21"/>
+          <w:vertAlign w:val="subscript"/>
+        </w:rPr>
+        <w:t>fasa</w:t>
+      </w:r>
+      <w:r>
+        <w:rPr>
+          <w:rFonts w:ascii="Arial" w:hAnsi="Arial" w:eastAsia="Arial" w:cs="Arial"/>
+          <w:b w:val="0"/>
+          <w:i w:val="0"/>
+          <w:sz w:val="21"/>
+        </w:rPr>
+        <w:t>/√3 dan I</w:t>
+      </w:r>
+      <w:r>
+        <w:rPr>
+          <w:rFonts w:ascii="Arial" w:hAnsi="Arial" w:eastAsia="Arial" w:cs="Arial"/>
+          <w:b w:val="0"/>
+          <w:i w:val="0"/>
+          <w:sz w:val="21"/>
+          <w:vertAlign w:val="subscript"/>
+        </w:rPr>
+        <w:t>L</w:t>
+      </w:r>
+      <w:r>
+        <w:rPr>
+          <w:rFonts w:ascii="Arial" w:hAnsi="Arial" w:eastAsia="Arial" w:cs="Arial"/>
+          <w:b w:val="0"/>
+          <w:i w:val="0"/>
+          <w:sz w:val="21"/>
+        </w:rPr>
+        <w:t xml:space="preserve"> = I</w:t>
+      </w:r>
+      <w:r>
+        <w:rPr>
+          <w:rFonts w:ascii="Arial" w:hAnsi="Arial" w:eastAsia="Arial" w:cs="Arial"/>
+          <w:b w:val="0"/>
+          <w:i w:val="0"/>
+          <w:sz w:val="21"/>
+          <w:vertAlign w:val="subscript"/>
+        </w:rPr>
+        <w:t>fasa</w:t>
       </w:r>
     </w:p>
     <w:p>
@@ -15546,7 +16731,45 @@
           <w:i w:val="0"/>
           <w:sz w:val="21"/>
         </w:rPr>
-        <w:t>(A) 3 VL IL cos φ</w:t>
+        <w:t>(A) 3 V</w:t>
+      </w:r>
+      <w:r>
+        <w:rPr>
+          <w:rFonts w:ascii="Arial" w:hAnsi="Arial" w:eastAsia="Arial" w:cs="Arial"/>
+          <w:b w:val="0"/>
+          <w:i w:val="0"/>
+          <w:sz w:val="21"/>
+          <w:vertAlign w:val="subscript"/>
+        </w:rPr>
+        <w:t>L</w:t>
+      </w:r>
+      <w:r>
+        <w:rPr>
+          <w:rFonts w:ascii="Arial" w:hAnsi="Arial" w:eastAsia="Arial" w:cs="Arial"/>
+          <w:b w:val="0"/>
+          <w:i w:val="0"/>
+          <w:sz w:val="21"/>
+        </w:rPr>
+        <w:t xml:space="preserve"> I</w:t>
+      </w:r>
+      <w:r>
+        <w:rPr>
+          <w:rFonts w:ascii="Arial" w:hAnsi="Arial" w:eastAsia="Arial" w:cs="Arial"/>
+          <w:b w:val="0"/>
+          <w:i w:val="0"/>
+          <w:sz w:val="21"/>
+          <w:vertAlign w:val="subscript"/>
+        </w:rPr>
+        <w:t>L</w:t>
+      </w:r>
+      <w:r>
+        <w:rPr>
+          <w:rFonts w:ascii="Arial" w:hAnsi="Arial" w:eastAsia="Arial" w:cs="Arial"/>
+          <w:b w:val="0"/>
+          <w:i w:val="0"/>
+          <w:sz w:val="21"/>
+        </w:rPr>
+        <w:t xml:space="preserve"> cos φ</w:t>
       </w:r>
     </w:p>
     <w:p>
@@ -15570,7 +16793,45 @@
           <w:i w:val="0"/>
           <w:sz w:val="21"/>
         </w:rPr>
-        <w:t>(B) √3 VL IL cos φ</w:t>
+        <w:t>(B) √3 V</w:t>
+      </w:r>
+      <w:r>
+        <w:rPr>
+          <w:rFonts w:ascii="Arial" w:hAnsi="Arial" w:eastAsia="Arial" w:cs="Arial"/>
+          <w:b w:val="0"/>
+          <w:i w:val="0"/>
+          <w:sz w:val="21"/>
+          <w:vertAlign w:val="subscript"/>
+        </w:rPr>
+        <w:t>L</w:t>
+      </w:r>
+      <w:r>
+        <w:rPr>
+          <w:rFonts w:ascii="Arial" w:hAnsi="Arial" w:eastAsia="Arial" w:cs="Arial"/>
+          <w:b w:val="0"/>
+          <w:i w:val="0"/>
+          <w:sz w:val="21"/>
+        </w:rPr>
+        <w:t xml:space="preserve"> I</w:t>
+      </w:r>
+      <w:r>
+        <w:rPr>
+          <w:rFonts w:ascii="Arial" w:hAnsi="Arial" w:eastAsia="Arial" w:cs="Arial"/>
+          <w:b w:val="0"/>
+          <w:i w:val="0"/>
+          <w:sz w:val="21"/>
+          <w:vertAlign w:val="subscript"/>
+        </w:rPr>
+        <w:t>L</w:t>
+      </w:r>
+      <w:r>
+        <w:rPr>
+          <w:rFonts w:ascii="Arial" w:hAnsi="Arial" w:eastAsia="Arial" w:cs="Arial"/>
+          <w:b w:val="0"/>
+          <w:i w:val="0"/>
+          <w:sz w:val="21"/>
+        </w:rPr>
+        <w:t xml:space="preserve"> cos φ</w:t>
       </w:r>
     </w:p>
     <w:p>
@@ -15594,7 +16855,45 @@
           <w:i w:val="0"/>
           <w:sz w:val="21"/>
         </w:rPr>
-        <w:t>(C) VL IL cos φ</w:t>
+        <w:t>(C) V</w:t>
+      </w:r>
+      <w:r>
+        <w:rPr>
+          <w:rFonts w:ascii="Arial" w:hAnsi="Arial" w:eastAsia="Arial" w:cs="Arial"/>
+          <w:b w:val="0"/>
+          <w:i w:val="0"/>
+          <w:sz w:val="21"/>
+          <w:vertAlign w:val="subscript"/>
+        </w:rPr>
+        <w:t>L</w:t>
+      </w:r>
+      <w:r>
+        <w:rPr>
+          <w:rFonts w:ascii="Arial" w:hAnsi="Arial" w:eastAsia="Arial" w:cs="Arial"/>
+          <w:b w:val="0"/>
+          <w:i w:val="0"/>
+          <w:sz w:val="21"/>
+        </w:rPr>
+        <w:t xml:space="preserve"> I</w:t>
+      </w:r>
+      <w:r>
+        <w:rPr>
+          <w:rFonts w:ascii="Arial" w:hAnsi="Arial" w:eastAsia="Arial" w:cs="Arial"/>
+          <w:b w:val="0"/>
+          <w:i w:val="0"/>
+          <w:sz w:val="21"/>
+          <w:vertAlign w:val="subscript"/>
+        </w:rPr>
+        <w:t>L</w:t>
+      </w:r>
+      <w:r>
+        <w:rPr>
+          <w:rFonts w:ascii="Arial" w:hAnsi="Arial" w:eastAsia="Arial" w:cs="Arial"/>
+          <w:b w:val="0"/>
+          <w:i w:val="0"/>
+          <w:sz w:val="21"/>
+        </w:rPr>
+        <w:t xml:space="preserve"> cos φ</w:t>
       </w:r>
     </w:p>
     <w:p>
@@ -15618,7 +16917,45 @@
           <w:i w:val="0"/>
           <w:sz w:val="21"/>
         </w:rPr>
-        <w:t>(D) √3 Vfasa Ifasa cos φ</w:t>
+        <w:t>(D) √3 V</w:t>
+      </w:r>
+      <w:r>
+        <w:rPr>
+          <w:rFonts w:ascii="Arial" w:hAnsi="Arial" w:eastAsia="Arial" w:cs="Arial"/>
+          <w:b w:val="0"/>
+          <w:i w:val="0"/>
+          <w:sz w:val="21"/>
+          <w:vertAlign w:val="subscript"/>
+        </w:rPr>
+        <w:t>fasa</w:t>
+      </w:r>
+      <w:r>
+        <w:rPr>
+          <w:rFonts w:ascii="Arial" w:hAnsi="Arial" w:eastAsia="Arial" w:cs="Arial"/>
+          <w:b w:val="0"/>
+          <w:i w:val="0"/>
+          <w:sz w:val="21"/>
+        </w:rPr>
+        <w:t xml:space="preserve"> I</w:t>
+      </w:r>
+      <w:r>
+        <w:rPr>
+          <w:rFonts w:ascii="Arial" w:hAnsi="Arial" w:eastAsia="Arial" w:cs="Arial"/>
+          <w:b w:val="0"/>
+          <w:i w:val="0"/>
+          <w:sz w:val="21"/>
+          <w:vertAlign w:val="subscript"/>
+        </w:rPr>
+        <w:t>fasa</w:t>
+      </w:r>
+      <w:r>
+        <w:rPr>
+          <w:rFonts w:ascii="Arial" w:hAnsi="Arial" w:eastAsia="Arial" w:cs="Arial"/>
+          <w:b w:val="0"/>
+          <w:i w:val="0"/>
+          <w:sz w:val="21"/>
+        </w:rPr>
+        <w:t xml:space="preserve"> cos φ</w:t>
       </w:r>
     </w:p>
     <w:p>
